--- a/Documents/API Documents/2. Ascending Descending Triangle Breakout Alert.docx
+++ b/Documents/API Documents/2. Ascending Descending Triangle Breakout Alert.docx
@@ -606,7 +606,146 @@
                 <w:sz w:val="18"/>
                 <w:szCs w:val="18"/>
               </w:rPr>
-              <w:t>/api/eodanalytics/MarketAlert/</w:t>
+              <w:t>/api/eodanalytics/TechnicalScreeners/</w:t>
+            </w:r>
+            <w:r>
+              <w:rPr>
+                <w:rFonts w:hint="default" w:eastAsia="Consolas" w:cs="Cambria" w:asciiTheme="minorAscii" w:hAnsiTheme="minorAscii"/>
+                <w:sz w:val="18"/>
+                <w:szCs w:val="18"/>
+                <w:lang w:val="en-US"/>
+              </w:rPr>
+              <w:t>Triangle</w:t>
+            </w:r>
+            <w:r>
+              <w:rPr>
+                <w:rFonts w:hint="default" w:eastAsia="Consolas" w:cs="Cambria" w:asciiTheme="minorAscii" w:hAnsiTheme="minorAscii"/>
+                <w:sz w:val="18"/>
+                <w:szCs w:val="18"/>
+              </w:rPr>
+              <w:t>/{exchange}/{</w:t>
+            </w:r>
+            <w:r>
+              <w:rPr>
+                <w:rFonts w:hint="default" w:eastAsia="Consolas" w:cs="Cambria" w:asciiTheme="minorAscii" w:hAnsiTheme="minorAscii"/>
+                <w:sz w:val="18"/>
+                <w:szCs w:val="18"/>
+                <w:lang w:val="en-US"/>
+              </w:rPr>
+              <w:t>index/sector</w:t>
+            </w:r>
+            <w:r>
+              <w:rPr>
+                <w:rFonts w:hint="default" w:eastAsia="Consolas" w:cs="Cambria" w:asciiTheme="minorAscii" w:hAnsiTheme="minorAscii"/>
+                <w:sz w:val="18"/>
+                <w:szCs w:val="18"/>
+              </w:rPr>
+              <w:t>?}</w:t>
+            </w:r>
+          </w:p>
+        </w:tc>
+      </w:tr>
+      <w:tr>
+        <w:tblPrEx>
+          <w:tblBorders>
+            <w:top w:val="single" w:color="auto" w:sz="4" w:space="0"/>
+            <w:left w:val="single" w:color="auto" w:sz="4" w:space="0"/>
+            <w:bottom w:val="single" w:color="auto" w:sz="4" w:space="0"/>
+            <w:right w:val="single" w:color="auto" w:sz="4" w:space="0"/>
+            <w:insideH w:val="single" w:color="auto" w:sz="4" w:space="0"/>
+            <w:insideV w:val="single" w:color="auto" w:sz="4" w:space="0"/>
+          </w:tblBorders>
+          <w:tblCellMar>
+            <w:top w:w="0" w:type="dxa"/>
+            <w:left w:w="10" w:type="dxa"/>
+            <w:bottom w:w="0" w:type="dxa"/>
+            <w:right w:w="10" w:type="dxa"/>
+          </w:tblCellMar>
+        </w:tblPrEx>
+        <w:tc>
+          <w:tcPr>
+            <w:tcW w:w="1353" w:type="dxa"/>
+            <w:tcBorders>
+              <w:top w:val="single" w:color="BFC5CD" w:sz="4" w:space="0"/>
+              <w:left w:val="single" w:color="BFC5CD" w:sz="4" w:space="0"/>
+              <w:bottom w:val="single" w:color="BFC5CD" w:sz="4" w:space="0"/>
+              <w:right w:val="single" w:color="BFC5CD" w:sz="4" w:space="0"/>
+            </w:tcBorders>
+            <w:tcMar>
+              <w:top w:w="60" w:type="dxa"/>
+              <w:left w:w="100" w:type="dxa"/>
+              <w:bottom w:w="60" w:type="dxa"/>
+              <w:right w:w="100" w:type="dxa"/>
+            </w:tcMar>
+          </w:tcPr>
+          <w:p>
+            <w:pPr>
+              <w:rPr>
+                <w:rFonts w:hint="default" w:cs="Cambria" w:asciiTheme="minorAscii" w:hAnsiTheme="minorAscii"/>
+                <w:sz w:val="18"/>
+                <w:szCs w:val="18"/>
+              </w:rPr>
+            </w:pPr>
+            <w:r>
+              <w:rPr>
+                <w:rFonts w:hint="default" w:cs="Cambria" w:asciiTheme="minorAscii" w:hAnsiTheme="minorAscii"/>
+                <w:sz w:val="18"/>
+                <w:szCs w:val="18"/>
+              </w:rPr>
+              <w:t>GET</w:t>
+            </w:r>
+          </w:p>
+        </w:tc>
+        <w:tc>
+          <w:tcPr>
+            <w:tcW w:w="7673" w:type="dxa"/>
+            <w:tcBorders>
+              <w:top w:val="single" w:color="BFC5CD" w:sz="4" w:space="0"/>
+              <w:left w:val="single" w:color="BFC5CD" w:sz="4" w:space="0"/>
+              <w:bottom w:val="single" w:color="BFC5CD" w:sz="4" w:space="0"/>
+              <w:right w:val="single" w:color="BFC5CD" w:sz="4" w:space="0"/>
+            </w:tcBorders>
+            <w:tcMar>
+              <w:top w:w="60" w:type="dxa"/>
+              <w:left w:w="100" w:type="dxa"/>
+              <w:bottom w:w="60" w:type="dxa"/>
+              <w:right w:w="100" w:type="dxa"/>
+            </w:tcMar>
+          </w:tcPr>
+          <w:p>
+            <w:pPr>
+              <w:rPr>
+                <w:rFonts w:hint="default" w:eastAsia="Consolas" w:cs="Cambria" w:asciiTheme="minorAscii" w:hAnsiTheme="minorAscii"/>
+                <w:sz w:val="18"/>
+                <w:szCs w:val="18"/>
+              </w:rPr>
+            </w:pPr>
+            <w:r>
+              <w:rPr>
+                <w:rFonts w:hint="default" w:eastAsia="Consolas" w:cs="Cambria" w:asciiTheme="minorAscii" w:hAnsiTheme="minorAscii"/>
+                <w:sz w:val="18"/>
+                <w:szCs w:val="18"/>
+              </w:rPr>
+              <w:t>/api/eodanalytics/TechnicalScreeners</w:t>
+            </w:r>
+            <w:r>
+              <w:rPr>
+                <w:rFonts w:hint="default" w:eastAsia="Consolas" w:cs="Cambria" w:asciiTheme="minorAscii" w:hAnsiTheme="minorAscii"/>
+                <w:sz w:val="18"/>
+                <w:szCs w:val="18"/>
+                <w:lang w:val="en-US"/>
+              </w:rPr>
+              <w:t>Live</w:t>
+            </w:r>
+            <w:bookmarkStart w:id="0" w:name="_GoBack"/>
+            <w:bookmarkEnd w:id="0"/>
+            <w:r>
+              <w:rPr>
+                <w:rFonts w:hint="default" w:eastAsia="Consolas" w:cs="Cambria" w:asciiTheme="minorAscii" w:hAnsiTheme="minorAscii"/>
+                <w:sz w:val="18"/>
+                <w:szCs w:val="18"/>
+              </w:rPr>
+              <w:t>/</w:t>
             </w:r>
             <w:r>
               <w:rPr>
@@ -2866,8 +3005,6 @@
           <w:szCs w:val="17"/>
         </w:rPr>
       </w:pPr>
-      <w:bookmarkStart w:id="0" w:name="_GoBack"/>
-      <w:bookmarkEnd w:id="0"/>
       <w:r>
         <w:rPr>
           <w:rFonts w:hint="default" w:ascii="Consolas" w:hAnsi="Consolas" w:eastAsia="Consolas" w:cs="Consolas"/>
